--- a/downloads/teacher/05 Materials/Unit 02/Slides/Slides 02.08 - Paycheck Detective.docx
+++ b/downloads/teacher/05 Materials/Unit 02/Slides/Slides 02.08 - Paycheck Detective.docx
@@ -17,7 +17,7 @@
         <w:pStyle w:val="FirstParagraph"/>
       </w:pPr>
       <w:r>
-        <w:t xml:space="preserve">Lesson 2.8, one day, 13 slides. Wage and prices marked [update].</w:t>
+        <w:t xml:space="preserve">Lesson 2.8, one day, 13 slides. Wage and prices to be refreshed before teaching.</w:t>
       </w:r>
     </w:p>
     <w:p>
@@ -167,7 +167,7 @@
         <w:pStyle w:val="Compact"/>
       </w:pPr>
       <w:r>
-        <w:t xml:space="preserve">Wages: paid by the hour. $17.00 an hour on Long Island in 2026 [update].</w:t>
+        <w:t xml:space="preserve">Wages: paid by the hour. $17.00 an hour on Long Island in 2026.</w:t>
       </w:r>
     </w:p>
     <w:p>
